--- a/docs/系统操作指南(完整版).docx
+++ b/docs/系统操作指南(完整版).docx
@@ -2698,7 +2698,7 @@
           <w:sz w:val="21"/>
           <w:szCs w:val="21"/>
         </w:rPr>
-        <w:t xml:space="preserve">填写实操人员信息（姓名、带教人、天数等）</w:t>
+        <w:t xml:space="preserve">填写实操人员信息（姓名、带教人、一级部门、二级部门、天数等）</w:t>
       </w:r>
     </w:p>
     <w:p>
@@ -2809,7 +2809,7 @@
           <w:sz w:val="21"/>
           <w:szCs w:val="21"/>
         </w:rPr>
-        <w:t xml:space="preserve">点击"导入登记"，补充设备信息</w:t>
+        <w:t xml:space="preserve">点击"导入登记"，确认/补充一级部门、二级部门、设备信息</w:t>
       </w:r>
     </w:p>
     <w:p>

--- a/docs/系统操作指南(完整版).docx
+++ b/docs/系统操作指南(完整版).docx
@@ -1254,7 +1254,7 @@
                 <w:sz w:val="20"/>
                 <w:szCs w:val="20"/>
               </w:rPr>
-              <w:t xml:space="preserve">hr-local.html（本地运行）</w:t>
+              <w:t xml:space="preserve">http://localhost:8080/hr-local.html</w:t>
             </w:r>
           </w:p>
         </w:tc>
@@ -1304,7 +1304,7 @@
                 <w:sz w:val="20"/>
                 <w:szCs w:val="20"/>
               </w:rPr>
-              <w:t xml:space="preserve">薪资管理，不上云</w:t>
+              <w:t xml:space="preserve">薪资管理，不上云（需先启动本地服务器）</w:t>
             </w:r>
           </w:p>
         </w:tc>
@@ -2871,6 +2871,20 @@
     </w:p>
     <w:p>
       <w:pPr>
+        <w:spacing w:after="60" w:before="60"/>
+        <w:jc w:val="left"/>
+      </w:pPr>
+      <w:r>
+        <w:rPr>
+          <w:rFonts w:ascii="Microsoft YaHei" w:cs="Microsoft YaHei" w:eastAsia="Microsoft YaHei" w:hAnsi="Microsoft YaHei"/>
+          <w:sz w:val="21"/>
+          <w:szCs w:val="21"/>
+        </w:rPr>
+        <w:t xml:space="preserve">⚠ 本地薪资工具需通过本地服务器运行，不能直接双击HTML文件。</w:t>
+      </w:r>
+    </w:p>
+    <w:p>
+      <w:pPr>
         <w:pStyle w:val="ListParagraph"/>
         <w:numPr>
           <w:ilvl w:val="0"/>
@@ -2884,7 +2898,7 @@
           <w:sz w:val="21"/>
           <w:szCs w:val="21"/>
         </w:rPr>
-        <w:t xml:space="preserve">用浏览器打开 hr-local.html（本地运行）</w:t>
+        <w:t xml:space="preserve">步骤1：打开命令行，执行 cd E:\实操台账</w:t>
       </w:r>
     </w:p>
     <w:p>
@@ -2902,7 +2916,7 @@
           <w:sz w:val="21"/>
           <w:szCs w:val="21"/>
         </w:rPr>
-        <w:t xml:space="preserve">输入云端地址：https://practice-ledger.onrender.com</w:t>
+        <w:t xml:space="preserve">步骤2：执行 python -m http.server 8080 启动本地服务器</w:t>
       </w:r>
     </w:p>
     <w:p>
@@ -2920,7 +2934,7 @@
           <w:sz w:val="21"/>
           <w:szCs w:val="21"/>
         </w:rPr>
-        <w:t xml:space="preserve">登录（hr / hr666），设置本地加密口令</w:t>
+        <w:t xml:space="preserve">步骤3：浏览器访问 http://localhost:8080/hr-local.html</w:t>
       </w:r>
     </w:p>
     <w:p>
@@ -2938,7 +2952,7 @@
           <w:sz w:val="21"/>
           <w:szCs w:val="21"/>
         </w:rPr>
-        <w:t xml:space="preserve">找到对应人员，点击"登记薪资"</w:t>
+        <w:t xml:space="preserve">步骤4：输入云端地址 https://practice-ledger.onrender.com，点击"连接"</w:t>
       </w:r>
     </w:p>
     <w:p>
@@ -2956,7 +2970,61 @@
           <w:sz w:val="21"/>
           <w:szCs w:val="21"/>
         </w:rPr>
-        <w:t xml:space="preserve">填写薪资结构、基本工资、补贴等</w:t>
+        <w:t xml:space="preserve">步骤5：登录（用户名 hr，密码 hr666），设置本地加密口令</w:t>
+      </w:r>
+    </w:p>
+    <w:p>
+      <w:pPr>
+        <w:pStyle w:val="ListParagraph"/>
+        <w:numPr>
+          <w:ilvl w:val="0"/>
+          <w:numId w:val="1"/>
+        </w:numPr>
+        <w:spacing w:after="40" w:before="40"/>
+      </w:pPr>
+      <w:r>
+        <w:rPr>
+          <w:rFonts w:ascii="Microsoft YaHei" w:cs="Microsoft YaHei" w:eastAsia="Microsoft YaHei" w:hAnsi="Microsoft YaHei"/>
+          <w:sz w:val="21"/>
+          <w:szCs w:val="21"/>
+        </w:rPr>
+        <w:t xml:space="preserve">步骤6：点击右上角"🔄 同步云端数据"按钮拉取人员列表</w:t>
+      </w:r>
+    </w:p>
+    <w:p>
+      <w:pPr>
+        <w:pStyle w:val="ListParagraph"/>
+        <w:numPr>
+          <w:ilvl w:val="0"/>
+          <w:numId w:val="1"/>
+        </w:numPr>
+        <w:spacing w:after="40" w:before="40"/>
+      </w:pPr>
+      <w:r>
+        <w:rPr>
+          <w:rFonts w:ascii="Microsoft YaHei" w:cs="Microsoft YaHei" w:eastAsia="Microsoft YaHei" w:hAnsi="Microsoft YaHei"/>
+          <w:sz w:val="21"/>
+          <w:szCs w:val="21"/>
+        </w:rPr>
+        <w:t xml:space="preserve">步骤7：找到目标人员，点击"登记薪资"，填写薪资结构、基本工资、补贴等</w:t>
+      </w:r>
+    </w:p>
+    <w:p>
+      <w:pPr>
+        <w:pStyle w:val="ListParagraph"/>
+        <w:numPr>
+          <w:ilvl w:val="0"/>
+          <w:numId w:val="1"/>
+        </w:numPr>
+        <w:spacing w:after="40" w:before="40"/>
+      </w:pPr>
+      <w:r>
+        <w:rPr>
+          <w:rFonts w:ascii="Microsoft YaHei" w:cs="Microsoft YaHei" w:eastAsia="Microsoft YaHei" w:hAnsi="Microsoft YaHei"/>
+          <w:sz w:val="21"/>
+          <w:szCs w:val="21"/>
+        </w:rPr>
+        <w:t xml:space="preserve">步骤8：定期点击"导出数据"备份薪资数据</w:t>
       </w:r>
     </w:p>
     <w:tbl>
@@ -2995,7 +3063,7 @@
                 <w:sz w:val="21"/>
                 <w:szCs w:val="21"/>
               </w:rPr>
-              <w:t xml:space="preserve">薪资数据仅存储在本地浏览器，绝不上云。请定期导出备份。</w:t>
+              <w:t xml:space="preserve">薪资数据仅存储在本地浏览器，绝不上云。清除浏览器数据将导致丢失，请定期导出备份。</w:t>
             </w:r>
           </w:p>
         </w:tc>

--- a/docs/系统操作指南(完整版).docx
+++ b/docs/系统操作指南(完整版).docx
@@ -21,7 +21,7 @@
     </w:p>
     <w:p>
       <w:pPr>
-        <w:spacing w:after="200" w:before="0"/>
+        <w:spacing w:after="40" w:before="0"/>
         <w:jc w:val="center"/>
       </w:pPr>
       <w:r>
@@ -31,8 +31,72 @@
           <w:sz w:val="20"/>
           <w:szCs w:val="20"/>
         </w:rPr>
-        <w:t xml:space="preserve">完整版  |  Version 3.1  |  2026年7月</w:t>
-      </w:r>
+        <w:t xml:space="preserve">完整版  |  Version 3.2  |  2026年7月</w:t>
+      </w:r>
+    </w:p>
+    <w:p>
+      <w:pPr>
+        <w:spacing w:after="60" w:before="40"/>
+        <w:jc w:val="center"/>
+      </w:pPr>
+      <w:r>
+        <w:rPr>
+          <w:rFonts w:ascii="Microsoft YaHei" w:cs="Microsoft YaHei" w:eastAsia="Microsoft YaHei" w:hAnsi="Microsoft YaHei"/>
+          <w:i/>
+          <w:iCs/>
+          <w:color w:val="666666"/>
+          <w:sz w:val="18"/>
+          <w:szCs w:val="18"/>
+        </w:rPr>
+        <w:t xml:space="preserve">整理：Zoe（SSC）</w:t>
+      </w:r>
+    </w:p>
+    <w:tbl>
+      <w:tblPr>
+        <w:tblW w:type="pct" w:w="100%"/>
+        <w:tblBorders>
+          <w:top w:val="single" w:color="auto" w:sz="4"/>
+          <w:left w:val="single" w:color="auto" w:sz="4"/>
+          <w:bottom w:val="single" w:color="auto" w:sz="4"/>
+          <w:right w:val="single" w:color="auto" w:sz="4"/>
+          <w:insideH w:val="single" w:color="auto" w:sz="4"/>
+          <w:insideV w:val="single" w:color="auto" w:sz="4"/>
+        </w:tblBorders>
+      </w:tblPr>
+      <w:tblGrid>
+        <w:gridCol w:w="100"/>
+      </w:tblGrid>
+      <w:tr>
+        <w:tc>
+          <w:tcPr>
+            <w:shd w:fill="d1fae5" w:color="auto" w:val="clear"/>
+            <w:tcMar>
+              <w:top w:type="dxa" w:w="60"/>
+              <w:left w:type="dxa" w:w="160"/>
+              <w:bottom w:type="dxa" w:w="60"/>
+              <w:right w:type="dxa" w:w="160"/>
+            </w:tcMar>
+          </w:tcPr>
+          <w:p>
+            <w:r>
+              <w:rPr>
+                <w:rFonts w:ascii="Microsoft YaHei" w:cs="Microsoft YaHei" w:eastAsia="Microsoft YaHei" w:hAnsi="Microsoft YaHei"/>
+                <w:b/>
+                <w:bCs/>
+                <w:color w:val="065f46"/>
+                <w:sz w:val="20"/>
+                <w:szCs w:val="20"/>
+              </w:rPr>
+              <w:t xml:space="preserve">✅ 该系统已投入运行  |  云端地址：https://practice-ledger.onrender.com</w:t>
+            </w:r>
+          </w:p>
+        </w:tc>
+      </w:tr>
+    </w:tbl>
+    <w:p>
+      <w:pPr>
+        <w:spacing w:after="80" w:before="80"/>
+      </w:pPr>
     </w:p>
     <w:p>
       <w:pPr>
@@ -4699,7 +4763,7 @@
         <w:sz w:val="16"/>
         <w:szCs w:val="16"/>
       </w:rPr>
-      <w:t xml:space="preserve">系统操作指南(完整版) v3.1</w:t>
+      <w:t xml:space="preserve">系统操作指南(完整版) v3.2</w:t>
     </w:r>
   </w:p>
 </w:hdr>

--- a/docs/系统操作指南(完整版).docx
+++ b/docs/系统操作指南(完整版).docx
@@ -660,7 +660,7 @@
                 <w:sz w:val="20"/>
                 <w:szCs w:val="20"/>
               </w:rPr>
-              <w:t xml:space="preserve">hr666</w:t>
+              <w:t xml:space="preserve">hraaa</w:t>
             </w:r>
           </w:p>
         </w:tc>
@@ -788,7 +788,7 @@
                 <w:sz w:val="20"/>
                 <w:szCs w:val="20"/>
               </w:rPr>
-              <w:t xml:space="preserve">mgr888</w:t>
+              <w:t xml:space="preserve">HRDaaa</w:t>
             </w:r>
           </w:p>
         </w:tc>
@@ -3034,7 +3034,7 @@
           <w:sz w:val="21"/>
           <w:szCs w:val="21"/>
         </w:rPr>
-        <w:t xml:space="preserve">步骤5：登录（用户名 hr，密码 hr666），设置本地加密口令</w:t>
+        <w:t xml:space="preserve">步骤5：登录（用户名 hr，密码 hraaa），设置本地加密口令</w:t>
       </w:r>
     </w:p>
     <w:p>
@@ -4471,7 +4471,7 @@
                 <w:sz w:val="20"/>
                 <w:szCs w:val="20"/>
               </w:rPr>
-              <w:t xml:space="preserve">hr666</w:t>
+              <w:t xml:space="preserve">hraaa</w:t>
             </w:r>
           </w:p>
         </w:tc>
@@ -4569,7 +4569,7 @@
                 <w:sz w:val="20"/>
                 <w:szCs w:val="20"/>
               </w:rPr>
-              <w:t xml:space="preserve">mgr888</w:t>
+              <w:t xml:space="preserve">HRDaaa</w:t>
             </w:r>
           </w:p>
         </w:tc>

--- a/docs/系统操作指南(完整版).docx
+++ b/docs/系统操作指南(完整版).docx
@@ -535,7 +535,7 @@
                 <w:sz w:val="20"/>
                 <w:szCs w:val="20"/>
               </w:rPr>
-              <w:t xml:space="preserve">admin123</w:t>
+              <w:t xml:space="preserve">Zz741852</w:t>
             </w:r>
           </w:p>
         </w:tc>
@@ -660,7 +660,7 @@
                 <w:sz w:val="20"/>
                 <w:szCs w:val="20"/>
               </w:rPr>
-              <w:t xml:space="preserve">hraaa</w:t>
+              <w:t xml:space="preserve">Zoe20260708</w:t>
             </w:r>
           </w:p>
         </w:tc>
@@ -788,7 +788,7 @@
                 <w:sz w:val="20"/>
                 <w:szCs w:val="20"/>
               </w:rPr>
-              <w:t xml:space="preserve">HRDaaa</w:t>
+              <w:t xml:space="preserve">4302055540j</w:t>
             </w:r>
           </w:p>
         </w:tc>
@@ -2837,7 +2837,7 @@
           <w:sz w:val="21"/>
           <w:szCs w:val="21"/>
         </w:rPr>
-        <w:t xml:space="preserve">登录管理后台：https://practice-ledger.onrender.com（admin / admin123）</w:t>
+        <w:t xml:space="preserve">登录管理后台：https://practice-ledger.onrender.com（admin / Zz741852）</w:t>
       </w:r>
     </w:p>
     <w:p>
@@ -3034,7 +3034,7 @@
           <w:sz w:val="21"/>
           <w:szCs w:val="21"/>
         </w:rPr>
-        <w:t xml:space="preserve">步骤5：登录（用户名 hr，密码 hraaa），设置本地加密口令</w:t>
+        <w:t xml:space="preserve">步骤5：登录（用户名 hr，密码 Zoe20260708），设置本地加密口令</w:t>
       </w:r>
     </w:p>
     <w:p>
@@ -4369,7 +4369,7 @@
                 <w:sz w:val="20"/>
                 <w:szCs w:val="20"/>
               </w:rPr>
-              <w:t xml:space="preserve">admin123</w:t>
+              <w:t xml:space="preserve">Zz741852</w:t>
             </w:r>
           </w:p>
         </w:tc>
@@ -4471,7 +4471,7 @@
                 <w:sz w:val="20"/>
                 <w:szCs w:val="20"/>
               </w:rPr>
-              <w:t xml:space="preserve">hraaa</w:t>
+              <w:t xml:space="preserve">Zoe20260708</w:t>
             </w:r>
           </w:p>
         </w:tc>
@@ -4569,7 +4569,7 @@
                 <w:sz w:val="20"/>
                 <w:szCs w:val="20"/>
               </w:rPr>
-              <w:t xml:space="preserve">HRDaaa</w:t>
+              <w:t xml:space="preserve">4302055540j</w:t>
             </w:r>
           </w:p>
         </w:tc>
